--- a/resume/Ketan_resume.docx
+++ b/resume/Ketan_resume.docx
@@ -494,7 +494,7 @@
           </mc:Choice>
           <mc:Fallback>
             <w:pict>
-              <v:shape w14:anchorId="3DE1F839" id="Graphic 5" o:spid="_x0000_s1026" style="position:absolute;margin-left:36pt;margin-top:15.5pt;width:540pt;height:2pt;z-index:-15728640;visibility:visible;mso-wrap-style:square;mso-wrap-distance-left:0;mso-wrap-distance-top:0;mso-wrap-distance-right:0;mso-wrap-distance-bottom:0;mso-position-horizontal:absolute;mso-position-horizontal-relative:page;mso-position-vertical:absolute;mso-position-vertical-relative:text;v-text-anchor:top" coordsize="6858000,25400" o:gfxdata="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" path="m6858000,l,,,25311r6858000,l6858000,xe" fillcolor="#d3d3d3" stroked="f">
+              <v:shape w14:anchorId="75AAC828" id="Graphic 5" o:spid="_x0000_s1026" style="position:absolute;margin-left:36pt;margin-top:15.5pt;width:540pt;height:2pt;z-index:-15728640;visibility:visible;mso-wrap-style:square;mso-wrap-distance-left:0;mso-wrap-distance-top:0;mso-wrap-distance-right:0;mso-wrap-distance-bottom:0;mso-position-horizontal:absolute;mso-position-horizontal-relative:page;mso-position-vertical:absolute;mso-position-vertical-relative:text;v-text-anchor:top" coordsize="6858000,25400" o:gfxdata="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" path="m6858000,l,,,25311r6858000,l6858000,xe" fillcolor="#d3d3d3" stroked="f">
                 <v:path arrowok="t"/>
                 <w10:wrap type="topAndBottom" anchorx="page"/>
               </v:shape>
@@ -799,7 +799,15 @@
           <w:i/>
           <w:color w:val="141414"/>
         </w:rPr>
-        <w:t>Application: PAWS</w:t>
+        <w:t>Application: P</w:t>
+      </w:r>
+      <w:r>
+        <w:rPr>
+          <w:b/>
+          <w:i/>
+          <w:color w:val="141414"/>
+        </w:rPr>
+        <w:t>remium Audit Workstation</w:t>
       </w:r>
       <w:r>
         <w:rPr>
@@ -1496,7 +1504,7 @@
           </mc:Choice>
           <mc:Fallback>
             <w:pict>
-              <v:shape w14:anchorId="73EA905C" id="Graphic 6" o:spid="_x0000_s1026" style="position:absolute;margin-left:36pt;margin-top:15.45pt;width:540pt;height:2pt;z-index:-15728128;visibility:visible;mso-wrap-style:square;mso-wrap-distance-left:0;mso-wrap-distance-top:0;mso-wrap-distance-right:0;mso-wrap-distance-bottom:0;mso-position-horizontal:absolute;mso-position-horizontal-relative:page;mso-position-vertical:absolute;mso-position-vertical-relative:text;v-text-anchor:top" coordsize="6858000,25400" o:gfxdata="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" path="m6858000,l,,,25311r6858000,l6858000,xe" fillcolor="#d3d3d3" stroked="f">
+              <v:shape w14:anchorId="66C5021A" id="Graphic 6" o:spid="_x0000_s1026" style="position:absolute;margin-left:36pt;margin-top:15.45pt;width:540pt;height:2pt;z-index:-15728128;visibility:visible;mso-wrap-style:square;mso-wrap-distance-left:0;mso-wrap-distance-top:0;mso-wrap-distance-right:0;mso-wrap-distance-bottom:0;mso-position-horizontal:absolute;mso-position-horizontal-relative:page;mso-position-vertical:absolute;mso-position-vertical-relative:text;v-text-anchor:top" coordsize="6858000,25400" o:gfxdata="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" path="m6858000,l,,,25311r6858000,l6858000,xe" fillcolor="#d3d3d3" stroked="f">
                 <v:path arrowok="t"/>
                 <w10:wrap type="topAndBottom" anchorx="page"/>
               </v:shape>
@@ -1611,14 +1619,12 @@
           <w:sz w:val="20"/>
         </w:rPr>
       </w:pPr>
-      <w:proofErr w:type="gramStart"/>
       <w:r>
         <w:rPr>
           <w:color w:val="141414"/>
         </w:rPr>
         <w:t>B.Tech</w:t>
       </w:r>
-      <w:proofErr w:type="gramEnd"/>
       <w:r>
         <w:rPr>
           <w:color w:val="141414"/>
@@ -2070,7 +2076,7 @@
           </mc:Choice>
           <mc:Fallback>
             <w:pict>
-              <v:shape w14:anchorId="6E1435DA" id="Graphic 8" o:spid="_x0000_s1026" style="position:absolute;margin-left:36pt;margin-top:21.15pt;width:540pt;height:2pt;z-index:-251657216;visibility:visible;mso-wrap-style:square;mso-wrap-distance-left:0;mso-wrap-distance-top:0;mso-wrap-distance-right:0;mso-wrap-distance-bottom:0;mso-position-horizontal:absolute;mso-position-horizontal-relative:page;mso-position-vertical:absolute;mso-position-vertical-relative:text;v-text-anchor:top" coordsize="6858000,25400" o:gfxdata="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" path="m6858000,l,,,25311r6858000,l6858000,xe" fillcolor="#d3d3d3" stroked="f">
+              <v:shape w14:anchorId="5528EB74" id="Graphic 8" o:spid="_x0000_s1026" style="position:absolute;margin-left:36pt;margin-top:21.15pt;width:540pt;height:2pt;z-index:-251657216;visibility:visible;mso-wrap-style:square;mso-wrap-distance-left:0;mso-wrap-distance-top:0;mso-wrap-distance-right:0;mso-wrap-distance-bottom:0;mso-position-horizontal:absolute;mso-position-horizontal-relative:page;mso-position-vertical:absolute;mso-position-vertical-relative:text;v-text-anchor:top" coordsize="6858000,25400" o:gfxdata="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" path="m6858000,l,,,25311r6858000,l6858000,xe" fillcolor="#d3d3d3" stroked="f">
                 <v:path arrowok="t"/>
                 <w10:wrap type="topAndBottom" anchorx="page"/>
               </v:shape>
@@ -2137,18 +2143,8 @@
           <w:bCs/>
           <w:color w:val="141414"/>
         </w:rPr>
-        <w:t xml:space="preserve"> Spring, Spring Boot, Spring Data JPA, </w:t>
-      </w:r>
-      <w:proofErr w:type="gramStart"/>
-      <w:r>
-        <w:rPr>
-          <w:rFonts w:ascii="Arial"/>
-          <w:bCs/>
-          <w:color w:val="141414"/>
-        </w:rPr>
-        <w:t>Hibernate</w:t>
-      </w:r>
-      <w:proofErr w:type="gramEnd"/>
+        <w:t xml:space="preserve"> Spring, Spring Boot, Spring Data JPA, Hibernate</w:t>
+      </w:r>
       <w:r>
         <w:rPr>
           <w:rFonts w:ascii="Arial"/>
@@ -2294,7 +2290,7 @@
           </mc:Choice>
           <mc:Fallback>
             <w:pict>
-              <v:shape w14:anchorId="5798134C" id="Graphic 7" o:spid="_x0000_s1026" style="position:absolute;margin-left:36pt;margin-top:15.45pt;width:540pt;height:2pt;z-index:-15727616;visibility:visible;mso-wrap-style:square;mso-wrap-distance-left:0;mso-wrap-distance-top:0;mso-wrap-distance-right:0;mso-wrap-distance-bottom:0;mso-position-horizontal:absolute;mso-position-horizontal-relative:page;mso-position-vertical:absolute;mso-position-vertical-relative:text;v-text-anchor:top" coordsize="6858000,25400" o:gfxdata="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" path="m6858000,l,,,25311r6858000,l6858000,xe" fillcolor="#d3d3d3" stroked="f">
+              <v:shape w14:anchorId="5127DA86" id="Graphic 7" o:spid="_x0000_s1026" style="position:absolute;margin-left:36pt;margin-top:15.45pt;width:540pt;height:2pt;z-index:-15727616;visibility:visible;mso-wrap-style:square;mso-wrap-distance-left:0;mso-wrap-distance-top:0;mso-wrap-distance-right:0;mso-wrap-distance-bottom:0;mso-position-horizontal:absolute;mso-position-horizontal-relative:page;mso-position-vertical:absolute;mso-position-vertical-relative:text;v-text-anchor:top" coordsize="6858000,25400" o:gfxdata="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" path="m6858000,l,,,25311r6858000,l6858000,xe" fillcolor="#d3d3d3" stroked="f">
                 <v:path arrowok="t"/>
                 <w10:wrap type="topAndBottom" anchorx="page"/>
               </v:shape>
@@ -3405,7 +3401,7 @@
           </mc:Choice>
           <mc:Fallback>
             <w:pict>
-              <v:shape w14:anchorId="78DD9BD8" id="Graphic 9" o:spid="_x0000_s1026" style="position:absolute;margin-left:36pt;margin-top:15.45pt;width:540pt;height:2pt;z-index:-251658240;visibility:visible;mso-wrap-style:square;mso-wrap-distance-left:0;mso-wrap-distance-top:0;mso-wrap-distance-right:0;mso-wrap-distance-bottom:0;mso-position-horizontal:absolute;mso-position-horizontal-relative:page;mso-position-vertical:absolute;mso-position-vertical-relative:text;v-text-anchor:top" coordsize="6858000,25400" o:gfxdata="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" path="m6858000,l,,,25311r6858000,l6858000,xe" fillcolor="#d3d3d3" stroked="f">
+              <v:shape w14:anchorId="75FC71FF" id="Graphic 9" o:spid="_x0000_s1026" style="position:absolute;margin-left:36pt;margin-top:15.45pt;width:540pt;height:2pt;z-index:-251658240;visibility:visible;mso-wrap-style:square;mso-wrap-distance-left:0;mso-wrap-distance-top:0;mso-wrap-distance-right:0;mso-wrap-distance-bottom:0;mso-position-horizontal:absolute;mso-position-horizontal-relative:page;mso-position-vertical:absolute;mso-position-vertical-relative:text;v-text-anchor:top" coordsize="6858000,25400" o:gfxdata="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" path="m6858000,l,,,25311r6858000,l6858000,xe" fillcolor="#d3d3d3" stroked="f">
                 <v:path arrowok="t"/>
                 <w10:wrap type="topAndBottom" anchorx="page"/>
               </v:shape>

--- a/resume/Ketan_resume.docx
+++ b/resume/Ketan_resume.docx
@@ -494,7 +494,7 @@
           </mc:Choice>
           <mc:Fallback>
             <w:pict>
-              <v:shape w14:anchorId="75AAC828" id="Graphic 5" o:spid="_x0000_s1026" style="position:absolute;margin-left:36pt;margin-top:15.5pt;width:540pt;height:2pt;z-index:-15728640;visibility:visible;mso-wrap-style:square;mso-wrap-distance-left:0;mso-wrap-distance-top:0;mso-wrap-distance-right:0;mso-wrap-distance-bottom:0;mso-position-horizontal:absolute;mso-position-horizontal-relative:page;mso-position-vertical:absolute;mso-position-vertical-relative:text;v-text-anchor:top" coordsize="6858000,25400" o:gfxdata="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" path="m6858000,l,,,25311r6858000,l6858000,xe" fillcolor="#d3d3d3" stroked="f">
+              <v:shape w14:anchorId="3E539B07" id="Graphic 5" o:spid="_x0000_s1026" style="position:absolute;margin-left:36pt;margin-top:15.5pt;width:540pt;height:2pt;z-index:-15728640;visibility:visible;mso-wrap-style:square;mso-wrap-distance-left:0;mso-wrap-distance-top:0;mso-wrap-distance-right:0;mso-wrap-distance-bottom:0;mso-position-horizontal:absolute;mso-position-horizontal-relative:page;mso-position-vertical:absolute;mso-position-vertical-relative:text;v-text-anchor:top" coordsize="6858000,25400" o:gfxdata="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" path="m6858000,l,,,25311r6858000,l6858000,xe" fillcolor="#d3d3d3" stroked="f">
                 <v:path arrowok="t"/>
                 <w10:wrap type="topAndBottom" anchorx="page"/>
               </v:shape>
@@ -721,6 +721,13 @@
         </w:rPr>
         <w:t xml:space="preserve"> — COBOL / CICS / DB2</w:t>
       </w:r>
+      <w:r>
+        <w:rPr>
+          <w:i/>
+          <w:color w:val="141414"/>
+        </w:rPr>
+        <w:t xml:space="preserve"> / Xpeditor</w:t>
+      </w:r>
     </w:p>
     <w:p>
       <w:pPr>
@@ -763,7 +770,13 @@
         <w:rPr>
           <w:color w:val="141414"/>
         </w:rPr>
-        <w:t>Performed root cause analysis on production incidents and implemented permanent fixes for recurring defects</w:t>
+        <w:t>Debugged CICS transactions using Xpeditor, stepping through program flow to identify and resolve errors affecting policy rating processes and document generation workflows</w:t>
+      </w:r>
+      <w:r>
+        <w:rPr>
+          <w:color w:val="141414"/>
+        </w:rPr>
+        <w:t>.</w:t>
       </w:r>
     </w:p>
     <w:p>
@@ -782,7 +795,26 @@
         <w:rPr>
           <w:color w:val="141414"/>
         </w:rPr>
-        <w:t>Monitored high-availability batch jobs; resolved abends, reruns, and performance bottlenecks to ensure SLA compliance</w:t>
+        <w:t>Performed root cause analysis on production incidents and implemented permanent fixes for recurring defects</w:t>
+      </w:r>
+    </w:p>
+    <w:p>
+      <w:pPr>
+        <w:pStyle w:val="BodyText"/>
+        <w:numPr>
+          <w:ilvl w:val="0"/>
+          <w:numId w:val="3"/>
+        </w:numPr>
+        <w:spacing w:before="35"/>
+        <w:rPr>
+          <w:color w:val="141414"/>
+        </w:rPr>
+      </w:pPr>
+      <w:r>
+        <w:rPr>
+          <w:color w:val="141414"/>
+        </w:rPr>
+        <w:t>Monitored batch jobs; resolved abends, reruns, to ensure SLA compliance</w:t>
       </w:r>
     </w:p>
     <w:p>
@@ -1504,7 +1536,7 @@
           </mc:Choice>
           <mc:Fallback>
             <w:pict>
-              <v:shape w14:anchorId="66C5021A" id="Graphic 6" o:spid="_x0000_s1026" style="position:absolute;margin-left:36pt;margin-top:15.45pt;width:540pt;height:2pt;z-index:-15728128;visibility:visible;mso-wrap-style:square;mso-wrap-distance-left:0;mso-wrap-distance-top:0;mso-wrap-distance-right:0;mso-wrap-distance-bottom:0;mso-position-horizontal:absolute;mso-position-horizontal-relative:page;mso-position-vertical:absolute;mso-position-vertical-relative:text;v-text-anchor:top" coordsize="6858000,25400" o:gfxdata="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" path="m6858000,l,,,25311r6858000,l6858000,xe" fillcolor="#d3d3d3" stroked="f">
+              <v:shape w14:anchorId="6506E4E3" id="Graphic 6" o:spid="_x0000_s1026" style="position:absolute;margin-left:36pt;margin-top:15.45pt;width:540pt;height:2pt;z-index:-15728128;visibility:visible;mso-wrap-style:square;mso-wrap-distance-left:0;mso-wrap-distance-top:0;mso-wrap-distance-right:0;mso-wrap-distance-bottom:0;mso-position-horizontal:absolute;mso-position-horizontal-relative:page;mso-position-vertical:absolute;mso-position-vertical-relative:text;v-text-anchor:top" coordsize="6858000,25400" o:gfxdata="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" path="m6858000,l,,,25311r6858000,l6858000,xe" fillcolor="#d3d3d3" stroked="f">
                 <v:path arrowok="t"/>
                 <w10:wrap type="topAndBottom" anchorx="page"/>
               </v:shape>
@@ -2076,7 +2108,7 @@
           </mc:Choice>
           <mc:Fallback>
             <w:pict>
-              <v:shape w14:anchorId="5528EB74" id="Graphic 8" o:spid="_x0000_s1026" style="position:absolute;margin-left:36pt;margin-top:21.15pt;width:540pt;height:2pt;z-index:-251657216;visibility:visible;mso-wrap-style:square;mso-wrap-distance-left:0;mso-wrap-distance-top:0;mso-wrap-distance-right:0;mso-wrap-distance-bottom:0;mso-position-horizontal:absolute;mso-position-horizontal-relative:page;mso-position-vertical:absolute;mso-position-vertical-relative:text;v-text-anchor:top" coordsize="6858000,25400" o:gfxdata="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" path="m6858000,l,,,25311r6858000,l6858000,xe" fillcolor="#d3d3d3" stroked="f">
+              <v:shape w14:anchorId="23E7A698" id="Graphic 8" o:spid="_x0000_s1026" style="position:absolute;margin-left:36pt;margin-top:21.15pt;width:540pt;height:2pt;z-index:-251657216;visibility:visible;mso-wrap-style:square;mso-wrap-distance-left:0;mso-wrap-distance-top:0;mso-wrap-distance-right:0;mso-wrap-distance-bottom:0;mso-position-horizontal:absolute;mso-position-horizontal-relative:page;mso-position-vertical:absolute;mso-position-vertical-relative:text;v-text-anchor:top" coordsize="6858000,25400" o:gfxdata="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" path="m6858000,l,,,25311r6858000,l6858000,xe" fillcolor="#d3d3d3" stroked="f">
                 <v:path arrowok="t"/>
                 <w10:wrap type="topAndBottom" anchorx="page"/>
               </v:shape>
@@ -2119,7 +2151,7 @@
           <w:bCs/>
           <w:color w:val="141414"/>
         </w:rPr>
-        <w:t xml:space="preserve"> Java, C, C++, SQL, COBOL, JCL, HTML, CSS, JavaScript</w:t>
+        <w:t xml:space="preserve"> Java, SQL, COBOL, JCL, HTML, CSS, JavaScript</w:t>
       </w:r>
       <w:r>
         <w:rPr>
@@ -2290,7 +2322,7 @@
           </mc:Choice>
           <mc:Fallback>
             <w:pict>
-              <v:shape w14:anchorId="5127DA86" id="Graphic 7" o:spid="_x0000_s1026" style="position:absolute;margin-left:36pt;margin-top:15.45pt;width:540pt;height:2pt;z-index:-15727616;visibility:visible;mso-wrap-style:square;mso-wrap-distance-left:0;mso-wrap-distance-top:0;mso-wrap-distance-right:0;mso-wrap-distance-bottom:0;mso-position-horizontal:absolute;mso-position-horizontal-relative:page;mso-position-vertical:absolute;mso-position-vertical-relative:text;v-text-anchor:top" coordsize="6858000,25400" o:gfxdata="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" path="m6858000,l,,,25311r6858000,l6858000,xe" fillcolor="#d3d3d3" stroked="f">
+              <v:shape w14:anchorId="5B2EDF42" id="Graphic 7" o:spid="_x0000_s1026" style="position:absolute;margin-left:36pt;margin-top:15.45pt;width:540pt;height:2pt;z-index:-15727616;visibility:visible;mso-wrap-style:square;mso-wrap-distance-left:0;mso-wrap-distance-top:0;mso-wrap-distance-right:0;mso-wrap-distance-bottom:0;mso-position-horizontal:absolute;mso-position-horizontal-relative:page;mso-position-vertical:absolute;mso-position-vertical-relative:text;v-text-anchor:top" coordsize="6858000,25400" o:gfxdata="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" path="m6858000,l,,,25311r6858000,l6858000,xe" fillcolor="#d3d3d3" stroked="f">
                 <v:path arrowok="t"/>
                 <w10:wrap type="topAndBottom" anchorx="page"/>
               </v:shape>
@@ -3401,7 +3433,7 @@
           </mc:Choice>
           <mc:Fallback>
             <w:pict>
-              <v:shape w14:anchorId="75FC71FF" id="Graphic 9" o:spid="_x0000_s1026" style="position:absolute;margin-left:36pt;margin-top:15.45pt;width:540pt;height:2pt;z-index:-251658240;visibility:visible;mso-wrap-style:square;mso-wrap-distance-left:0;mso-wrap-distance-top:0;mso-wrap-distance-right:0;mso-wrap-distance-bottom:0;mso-position-horizontal:absolute;mso-position-horizontal-relative:page;mso-position-vertical:absolute;mso-position-vertical-relative:text;v-text-anchor:top" coordsize="6858000,25400" o:gfxdata="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" path="m6858000,l,,,25311r6858000,l6858000,xe" fillcolor="#d3d3d3" stroked="f">
+              <v:shape w14:anchorId="2CB9BAEE" id="Graphic 9" o:spid="_x0000_s1026" style="position:absolute;margin-left:36pt;margin-top:15.45pt;width:540pt;height:2pt;z-index:-251658240;visibility:visible;mso-wrap-style:square;mso-wrap-distance-left:0;mso-wrap-distance-top:0;mso-wrap-distance-right:0;mso-wrap-distance-bottom:0;mso-position-horizontal:absolute;mso-position-horizontal-relative:page;mso-position-vertical:absolute;mso-position-vertical-relative:text;v-text-anchor:top" coordsize="6858000,25400" o:gfxdata="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" path="m6858000,l,,,25311r6858000,l6858000,xe" fillcolor="#d3d3d3" stroked="f">
                 <v:path arrowok="t"/>
                 <w10:wrap type="topAndBottom" anchorx="page"/>
               </v:shape>

--- a/resume/Ketan_resume.docx
+++ b/resume/Ketan_resume.docx
@@ -494,7 +494,7 @@
           </mc:Choice>
           <mc:Fallback>
             <w:pict>
-              <v:shape w14:anchorId="3E539B07" id="Graphic 5" o:spid="_x0000_s1026" style="position:absolute;margin-left:36pt;margin-top:15.5pt;width:540pt;height:2pt;z-index:-15728640;visibility:visible;mso-wrap-style:square;mso-wrap-distance-left:0;mso-wrap-distance-top:0;mso-wrap-distance-right:0;mso-wrap-distance-bottom:0;mso-position-horizontal:absolute;mso-position-horizontal-relative:page;mso-position-vertical:absolute;mso-position-vertical-relative:text;v-text-anchor:top" coordsize="6858000,25400" o:gfxdata="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" path="m6858000,l,,,25311r6858000,l6858000,xe" fillcolor="#d3d3d3" stroked="f">
+              <v:shape w14:anchorId="41287EDD" id="Graphic 5" o:spid="_x0000_s1026" style="position:absolute;margin-left:36pt;margin-top:15.5pt;width:540pt;height:2pt;z-index:-15728640;visibility:visible;mso-wrap-style:square;mso-wrap-distance-left:0;mso-wrap-distance-top:0;mso-wrap-distance-right:0;mso-wrap-distance-bottom:0;mso-position-horizontal:absolute;mso-position-horizontal-relative:page;mso-position-vertical:absolute;mso-position-vertical-relative:text;v-text-anchor:top" coordsize="6858000,25400" o:gfxdata="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" path="m6858000,l,,,25311r6858000,l6858000,xe" fillcolor="#d3d3d3" stroked="f">
                 <v:path arrowok="t"/>
                 <w10:wrap type="topAndBottom" anchorx="page"/>
               </v:shape>
@@ -1536,7 +1536,7 @@
           </mc:Choice>
           <mc:Fallback>
             <w:pict>
-              <v:shape w14:anchorId="6506E4E3" id="Graphic 6" o:spid="_x0000_s1026" style="position:absolute;margin-left:36pt;margin-top:15.45pt;width:540pt;height:2pt;z-index:-15728128;visibility:visible;mso-wrap-style:square;mso-wrap-distance-left:0;mso-wrap-distance-top:0;mso-wrap-distance-right:0;mso-wrap-distance-bottom:0;mso-position-horizontal:absolute;mso-position-horizontal-relative:page;mso-position-vertical:absolute;mso-position-vertical-relative:text;v-text-anchor:top" coordsize="6858000,25400" o:gfxdata="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" path="m6858000,l,,,25311r6858000,l6858000,xe" fillcolor="#d3d3d3" stroked="f">
+              <v:shape w14:anchorId="319BC726" id="Graphic 6" o:spid="_x0000_s1026" style="position:absolute;margin-left:36pt;margin-top:15.45pt;width:540pt;height:2pt;z-index:-15728128;visibility:visible;mso-wrap-style:square;mso-wrap-distance-left:0;mso-wrap-distance-top:0;mso-wrap-distance-right:0;mso-wrap-distance-bottom:0;mso-position-horizontal:absolute;mso-position-horizontal-relative:page;mso-position-vertical:absolute;mso-position-vertical-relative:text;v-text-anchor:top" coordsize="6858000,25400" o:gfxdata="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" path="m6858000,l,,,25311r6858000,l6858000,xe" fillcolor="#d3d3d3" stroked="f">
                 <v:path arrowok="t"/>
                 <w10:wrap type="topAndBottom" anchorx="page"/>
               </v:shape>
@@ -2108,7 +2108,7 @@
           </mc:Choice>
           <mc:Fallback>
             <w:pict>
-              <v:shape w14:anchorId="23E7A698" id="Graphic 8" o:spid="_x0000_s1026" style="position:absolute;margin-left:36pt;margin-top:21.15pt;width:540pt;height:2pt;z-index:-251657216;visibility:visible;mso-wrap-style:square;mso-wrap-distance-left:0;mso-wrap-distance-top:0;mso-wrap-distance-right:0;mso-wrap-distance-bottom:0;mso-position-horizontal:absolute;mso-position-horizontal-relative:page;mso-position-vertical:absolute;mso-position-vertical-relative:text;v-text-anchor:top" coordsize="6858000,25400" o:gfxdata="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" path="m6858000,l,,,25311r6858000,l6858000,xe" fillcolor="#d3d3d3" stroked="f">
+              <v:shape w14:anchorId="4A569F23" id="Graphic 8" o:spid="_x0000_s1026" style="position:absolute;margin-left:36pt;margin-top:21.15pt;width:540pt;height:2pt;z-index:-251657216;visibility:visible;mso-wrap-style:square;mso-wrap-distance-left:0;mso-wrap-distance-top:0;mso-wrap-distance-right:0;mso-wrap-distance-bottom:0;mso-position-horizontal:absolute;mso-position-horizontal-relative:page;mso-position-vertical:absolute;mso-position-vertical-relative:text;v-text-anchor:top" coordsize="6858000,25400" o:gfxdata="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" path="m6858000,l,,,25311r6858000,l6858000,xe" fillcolor="#d3d3d3" stroked="f">
                 <v:path arrowok="t"/>
                 <w10:wrap type="topAndBottom" anchorx="page"/>
               </v:shape>
@@ -2199,7 +2199,7 @@
           <w:bCs/>
           <w:color w:val="141414"/>
         </w:rPr>
-        <w:t xml:space="preserve"> DB2, JCL (Job Control, Utilities, PROCs, Conditional Scheduling), VSAM</w:t>
+        <w:t xml:space="preserve"> DB2, JCL (Job Control, Utilities, PROCs, Conditional Scheduling), </w:t>
       </w:r>
       <w:r>
         <w:rPr>
@@ -2207,6 +2207,14 @@
           <w:bCs/>
           <w:color w:val="141414"/>
         </w:rPr>
+        <w:t>Xpeditor</w:t>
+      </w:r>
+      <w:r>
+        <w:rPr>
+          <w:rFonts w:ascii="Arial"/>
+          <w:bCs/>
+          <w:color w:val="141414"/>
+        </w:rPr>
         <w:br/>
       </w:r>
       <w:r>
@@ -2223,7 +2231,7 @@
           <w:bCs/>
           <w:color w:val="141414"/>
         </w:rPr>
-        <w:t xml:space="preserve"> Git, Linux/Bash, IntelliJ IDEA, VS Code, Vim, Mainframe Tools (ISPF, SDSF), AWS</w:t>
+        <w:t xml:space="preserve"> Git, Linux/Bash, IntelliJ IDEA, VS Code, Vim, Mainframe Tools (ISPF, SDSF)</w:t>
       </w:r>
     </w:p>
     <w:p>
@@ -2322,7 +2330,7 @@
           </mc:Choice>
           <mc:Fallback>
             <w:pict>
-              <v:shape w14:anchorId="5B2EDF42" id="Graphic 7" o:spid="_x0000_s1026" style="position:absolute;margin-left:36pt;margin-top:15.45pt;width:540pt;height:2pt;z-index:-15727616;visibility:visible;mso-wrap-style:square;mso-wrap-distance-left:0;mso-wrap-distance-top:0;mso-wrap-distance-right:0;mso-wrap-distance-bottom:0;mso-position-horizontal:absolute;mso-position-horizontal-relative:page;mso-position-vertical:absolute;mso-position-vertical-relative:text;v-text-anchor:top" coordsize="6858000,25400" o:gfxdata="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" path="m6858000,l,,,25311r6858000,l6858000,xe" fillcolor="#d3d3d3" stroked="f">
+              <v:shape w14:anchorId="0EE7F15A" id="Graphic 7" o:spid="_x0000_s1026" style="position:absolute;margin-left:36pt;margin-top:15.45pt;width:540pt;height:2pt;z-index:-15727616;visibility:visible;mso-wrap-style:square;mso-wrap-distance-left:0;mso-wrap-distance-top:0;mso-wrap-distance-right:0;mso-wrap-distance-bottom:0;mso-position-horizontal:absolute;mso-position-horizontal-relative:page;mso-position-vertical:absolute;mso-position-vertical-relative:text;v-text-anchor:top" coordsize="6858000,25400" o:gfxdata="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" path="m6858000,l,,,25311r6858000,l6858000,xe" fillcolor="#d3d3d3" stroked="f">
                 <v:path arrowok="t"/>
                 <w10:wrap type="topAndBottom" anchorx="page"/>
               </v:shape>
@@ -3433,7 +3441,7 @@
           </mc:Choice>
           <mc:Fallback>
             <w:pict>
-              <v:shape w14:anchorId="2CB9BAEE" id="Graphic 9" o:spid="_x0000_s1026" style="position:absolute;margin-left:36pt;margin-top:15.45pt;width:540pt;height:2pt;z-index:-251658240;visibility:visible;mso-wrap-style:square;mso-wrap-distance-left:0;mso-wrap-distance-top:0;mso-wrap-distance-right:0;mso-wrap-distance-bottom:0;mso-position-horizontal:absolute;mso-position-horizontal-relative:page;mso-position-vertical:absolute;mso-position-vertical-relative:text;v-text-anchor:top" coordsize="6858000,25400" o:gfxdata="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" path="m6858000,l,,,25311r6858000,l6858000,xe" fillcolor="#d3d3d3" stroked="f">
+              <v:shape w14:anchorId="38C32C75" id="Graphic 9" o:spid="_x0000_s1026" style="position:absolute;margin-left:36pt;margin-top:15.45pt;width:540pt;height:2pt;z-index:-251658240;visibility:visible;mso-wrap-style:square;mso-wrap-distance-left:0;mso-wrap-distance-top:0;mso-wrap-distance-right:0;mso-wrap-distance-bottom:0;mso-position-horizontal:absolute;mso-position-horizontal-relative:page;mso-position-vertical:absolute;mso-position-vertical-relative:text;v-text-anchor:top" coordsize="6858000,25400" o:gfxdata="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" path="m6858000,l,,,25311r6858000,l6858000,xe" fillcolor="#d3d3d3" stroked="f">
                 <v:path arrowok="t"/>
                 <w10:wrap type="topAndBottom" anchorx="page"/>
               </v:shape>

--- a/resume/Ketan_resume.docx
+++ b/resume/Ketan_resume.docx
@@ -494,7 +494,7 @@
           </mc:Choice>
           <mc:Fallback>
             <w:pict>
-              <v:shape w14:anchorId="41287EDD" id="Graphic 5" o:spid="_x0000_s1026" style="position:absolute;margin-left:36pt;margin-top:15.5pt;width:540pt;height:2pt;z-index:-15728640;visibility:visible;mso-wrap-style:square;mso-wrap-distance-left:0;mso-wrap-distance-top:0;mso-wrap-distance-right:0;mso-wrap-distance-bottom:0;mso-position-horizontal:absolute;mso-position-horizontal-relative:page;mso-position-vertical:absolute;mso-position-vertical-relative:text;v-text-anchor:top" coordsize="6858000,25400" o:gfxdata="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" path="m6858000,l,,,25311r6858000,l6858000,xe" fillcolor="#d3d3d3" stroked="f">
+              <v:shape w14:anchorId="1910A3A7" id="Graphic 5" o:spid="_x0000_s1026" style="position:absolute;margin-left:36pt;margin-top:15.5pt;width:540pt;height:2pt;z-index:-15728640;visibility:visible;mso-wrap-style:square;mso-wrap-distance-left:0;mso-wrap-distance-top:0;mso-wrap-distance-right:0;mso-wrap-distance-bottom:0;mso-position-horizontal:absolute;mso-position-horizontal-relative:page;mso-position-vertical:absolute;mso-position-vertical-relative:text;v-text-anchor:top" coordsize="6858000,25400" o:gfxdata="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" path="m6858000,l,,,25311r6858000,l6858000,xe" fillcolor="#d3d3d3" stroked="f">
                 <v:path arrowok="t"/>
                 <w10:wrap type="topAndBottom" anchorx="page"/>
               </v:shape>
@@ -770,7 +770,7 @@
         <w:rPr>
           <w:color w:val="141414"/>
         </w:rPr>
-        <w:t>Debugged CICS transactions using Xpeditor, stepping through program flow to identify and resolve errors affecting policy rating processes and document generation workflows</w:t>
+        <w:t>Debugged CICS transactions using Xpeditor, stepping through program flow to identify and resolve errors affecting document generation workflows</w:t>
       </w:r>
       <w:r>
         <w:rPr>
@@ -1536,7 +1536,7 @@
           </mc:Choice>
           <mc:Fallback>
             <w:pict>
-              <v:shape w14:anchorId="319BC726" id="Graphic 6" o:spid="_x0000_s1026" style="position:absolute;margin-left:36pt;margin-top:15.45pt;width:540pt;height:2pt;z-index:-15728128;visibility:visible;mso-wrap-style:square;mso-wrap-distance-left:0;mso-wrap-distance-top:0;mso-wrap-distance-right:0;mso-wrap-distance-bottom:0;mso-position-horizontal:absolute;mso-position-horizontal-relative:page;mso-position-vertical:absolute;mso-position-vertical-relative:text;v-text-anchor:top" coordsize="6858000,25400" o:gfxdata="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" path="m6858000,l,,,25311r6858000,l6858000,xe" fillcolor="#d3d3d3" stroked="f">
+              <v:shape w14:anchorId="5532BFA8" id="Graphic 6" o:spid="_x0000_s1026" style="position:absolute;margin-left:36pt;margin-top:15.45pt;width:540pt;height:2pt;z-index:-15728128;visibility:visible;mso-wrap-style:square;mso-wrap-distance-left:0;mso-wrap-distance-top:0;mso-wrap-distance-right:0;mso-wrap-distance-bottom:0;mso-position-horizontal:absolute;mso-position-horizontal-relative:page;mso-position-vertical:absolute;mso-position-vertical-relative:text;v-text-anchor:top" coordsize="6858000,25400" o:gfxdata="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" path="m6858000,l,,,25311r6858000,l6858000,xe" fillcolor="#d3d3d3" stroked="f">
                 <v:path arrowok="t"/>
                 <w10:wrap type="topAndBottom" anchorx="page"/>
               </v:shape>
@@ -2108,7 +2108,7 @@
           </mc:Choice>
           <mc:Fallback>
             <w:pict>
-              <v:shape w14:anchorId="4A569F23" id="Graphic 8" o:spid="_x0000_s1026" style="position:absolute;margin-left:36pt;margin-top:21.15pt;width:540pt;height:2pt;z-index:-251657216;visibility:visible;mso-wrap-style:square;mso-wrap-distance-left:0;mso-wrap-distance-top:0;mso-wrap-distance-right:0;mso-wrap-distance-bottom:0;mso-position-horizontal:absolute;mso-position-horizontal-relative:page;mso-position-vertical:absolute;mso-position-vertical-relative:text;v-text-anchor:top" coordsize="6858000,25400" o:gfxdata="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" path="m6858000,l,,,25311r6858000,l6858000,xe" fillcolor="#d3d3d3" stroked="f">
+              <v:shape w14:anchorId="62482038" id="Graphic 8" o:spid="_x0000_s1026" style="position:absolute;margin-left:36pt;margin-top:21.15pt;width:540pt;height:2pt;z-index:-251657216;visibility:visible;mso-wrap-style:square;mso-wrap-distance-left:0;mso-wrap-distance-top:0;mso-wrap-distance-right:0;mso-wrap-distance-bottom:0;mso-position-horizontal:absolute;mso-position-horizontal-relative:page;mso-position-vertical:absolute;mso-position-vertical-relative:text;v-text-anchor:top" coordsize="6858000,25400" o:gfxdata="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" path="m6858000,l,,,25311r6858000,l6858000,xe" fillcolor="#d3d3d3" stroked="f">
                 <v:path arrowok="t"/>
                 <w10:wrap type="topAndBottom" anchorx="page"/>
               </v:shape>
@@ -2330,7 +2330,7 @@
           </mc:Choice>
           <mc:Fallback>
             <w:pict>
-              <v:shape w14:anchorId="0EE7F15A" id="Graphic 7" o:spid="_x0000_s1026" style="position:absolute;margin-left:36pt;margin-top:15.45pt;width:540pt;height:2pt;z-index:-15727616;visibility:visible;mso-wrap-style:square;mso-wrap-distance-left:0;mso-wrap-distance-top:0;mso-wrap-distance-right:0;mso-wrap-distance-bottom:0;mso-position-horizontal:absolute;mso-position-horizontal-relative:page;mso-position-vertical:absolute;mso-position-vertical-relative:text;v-text-anchor:top" coordsize="6858000,25400" o:gfxdata="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" path="m6858000,l,,,25311r6858000,l6858000,xe" fillcolor="#d3d3d3" stroked="f">
+              <v:shape w14:anchorId="16068972" id="Graphic 7" o:spid="_x0000_s1026" style="position:absolute;margin-left:36pt;margin-top:15.45pt;width:540pt;height:2pt;z-index:-15727616;visibility:visible;mso-wrap-style:square;mso-wrap-distance-left:0;mso-wrap-distance-top:0;mso-wrap-distance-right:0;mso-wrap-distance-bottom:0;mso-position-horizontal:absolute;mso-position-horizontal-relative:page;mso-position-vertical:absolute;mso-position-vertical-relative:text;v-text-anchor:top" coordsize="6858000,25400" o:gfxdata="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" path="m6858000,l,,,25311r6858000,l6858000,xe" fillcolor="#d3d3d3" stroked="f">
                 <v:path arrowok="t"/>
                 <w10:wrap type="topAndBottom" anchorx="page"/>
               </v:shape>
@@ -3441,7 +3441,7 @@
           </mc:Choice>
           <mc:Fallback>
             <w:pict>
-              <v:shape w14:anchorId="38C32C75" id="Graphic 9" o:spid="_x0000_s1026" style="position:absolute;margin-left:36pt;margin-top:15.45pt;width:540pt;height:2pt;z-index:-251658240;visibility:visible;mso-wrap-style:square;mso-wrap-distance-left:0;mso-wrap-distance-top:0;mso-wrap-distance-right:0;mso-wrap-distance-bottom:0;mso-position-horizontal:absolute;mso-position-horizontal-relative:page;mso-position-vertical:absolute;mso-position-vertical-relative:text;v-text-anchor:top" coordsize="6858000,25400" o:gfxdata="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" path="m6858000,l,,,25311r6858000,l6858000,xe" fillcolor="#d3d3d3" stroked="f">
+              <v:shape w14:anchorId="2EEF8111" id="Graphic 9" o:spid="_x0000_s1026" style="position:absolute;margin-left:36pt;margin-top:15.45pt;width:540pt;height:2pt;z-index:-251658240;visibility:visible;mso-wrap-style:square;mso-wrap-distance-left:0;mso-wrap-distance-top:0;mso-wrap-distance-right:0;mso-wrap-distance-bottom:0;mso-position-horizontal:absolute;mso-position-horizontal-relative:page;mso-position-vertical:absolute;mso-position-vertical-relative:text;v-text-anchor:top" coordsize="6858000,25400" o:gfxdata="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" path="m6858000,l,,,25311r6858000,l6858000,xe" fillcolor="#d3d3d3" stroked="f">
                 <v:path arrowok="t"/>
                 <w10:wrap type="topAndBottom" anchorx="page"/>
               </v:shape>
